--- a/resources/systems/cafeteria.docx
+++ b/resources/systems/cafeteria.docx
@@ -167,7 +167,7 @@
           <w:color w:val="4A4A4A"/>
           <w:sz w:val="22"/>
         </w:rPr>
-        <w:t>Hold meal-time expectations: seated, level 2, conversation with neighbors only.</w:t>
+        <w:t>Hold meal-time expectations: seated at your spot, at the voice level the MC calls, talking with the people at your row.</w:t>
       </w:r>
     </w:p>
     <w:p>
@@ -182,7 +182,7 @@
           <w:color w:val="4A4A4A"/>
           <w:sz w:val="22"/>
         </w:rPr>
-        <w:t>Exit the cafeteria as a community at level 0.</w:t>
+        <w:t>Clean your area at the 2-minute signal and line up at Level 1 when your row is called.</w:t>
       </w:r>
     </w:p>
     <w:p>
@@ -429,7 +429,9 @@
             <w:shd w:val="clear" w:fill="F6F6F4"/>
           </w:tcPr>
           <w:p>
-            <w:r/>
+            <w:r>
+              <w:t>Demonstrate the path: cafeteria door, serving line, lettered row, seat. Get everything needed before sitting down. Walk it as a class once.</w:t>
+            </w:r>
             <w:r>
               <w:rPr>
                 <w:rFonts w:ascii="Calibri" w:hAnsi="Calibri"/>
@@ -438,7 +440,6 @@
                 <w:color w:val="4A4A4A"/>
                 <w:sz w:val="19"/>
               </w:rPr>
-              <w:t>Demonstrate the path: hallway -&gt; cafeteria threshold -&gt; table -&gt; food -&gt; seated. Walk it as a class once if possible.</w:t>
             </w:r>
           </w:p>
         </w:tc>
@@ -507,7 +508,9 @@
             <w:shd w:val="clear" w:fill="FFFFFF"/>
           </w:tcPr>
           <w:p>
-            <w:r/>
+            <w:r>
+              <w:t>Show the voice levels on the screen and practice Levels 1, 2, and 3 at a row. Level 3, table voice, is the highest in the cafeteria.</w:t>
+            </w:r>
             <w:r>
               <w:rPr>
                 <w:rFonts w:ascii="Calibri" w:hAnsi="Calibri"/>
@@ -516,7 +519,6 @@
                 <w:color w:val="4A4A4A"/>
                 <w:sz w:val="19"/>
               </w:rPr>
-              <w:t>Demonstrate level 2 at a cafeteria table. Show what one conversation per table looks like vs. four people talking past each other.</w:t>
             </w:r>
           </w:p>
         </w:tc>
@@ -585,7 +587,9 @@
             <w:shd w:val="clear" w:fill="F6F6F4"/>
           </w:tcPr>
           <w:p>
-            <w:r/>
+            <w:r>
+              <w:t>Demonstrate the 2-minute signal, the cleanup check, and the row-by-row release at Level 1.</w:t>
+            </w:r>
             <w:r>
               <w:rPr>
                 <w:rFonts w:ascii="Calibri" w:hAnsi="Calibri"/>
@@ -594,7 +598,6 @@
                 <w:color w:val="4A4A4A"/>
                 <w:sz w:val="19"/>
               </w:rPr>
-              <w:t>Demonstrate the freeze and the table-by-table dismissal.</w:t>
             </w:r>
           </w:p>
         </w:tc>
@@ -688,7 +691,7 @@
           <w:color w:val="E21C24"/>
           <w:sz w:val="26"/>
         </w:rPr>
-        <w:t>TEACHER LANGUAGE TO PRESERVE</w:t>
+        <w:t>TEACHER LANGUAGE</w:t>
       </w:r>
     </w:p>
     <w:p>
@@ -749,21 +752,6 @@
           <w:sz w:val="22"/>
         </w:rPr>
         <w:t>"Reset. Walk it again."</w:t>
-      </w:r>
-    </w:p>
-    <w:p>
-      <w:pPr>
-        <w:pStyle w:val="ListBullet"/>
-      </w:pPr>
-      <w:r>
-        <w:rPr>
-          <w:rFonts w:ascii="Calibri" w:hAnsi="Calibri"/>
-          <w:b w:val="0"/>
-          <w:i w:val="0"/>
-          <w:color w:val="4A4A4A"/>
-          <w:sz w:val="22"/>
-        </w:rPr>
-        <w:t>Preserve any exact quoted lines from the source section above.</w:t>
       </w:r>
     </w:p>
     <w:p>
@@ -877,7 +865,7 @@
           <w:color w:val="4A4A4A"/>
           <w:sz w:val="22"/>
         </w:rPr>
-        <w:t>Voice level 2 is the meal level. Not 3. Not 0.</w:t>
+        <w:t>Match the level on the screen. Level 3, table voice, is the highest.</w:t>
       </w:r>
     </w:p>
     <w:p>
@@ -892,7 +880,7 @@
           <w:color w:val="4A4A4A"/>
           <w:sz w:val="22"/>
         </w:rPr>
-        <w:t>One conversation per table. Don't fragment.</w:t>
+        <w:t>Stay at your spot. Need something? Raise a hand and the Monitor comes to you.</w:t>
       </w:r>
     </w:p>
     <w:p>
@@ -998,7 +986,9 @@
             <w:shd w:val="clear" w:fill="FFFFFF"/>
           </w:tcPr>
           <w:p>
-            <w:r/>
+            <w:r>
+              <w:t>Mark each spot in the row with a picture. Teach the six steps with the picture icons from the K–2 Cafeteria presentation. Practice the raised hand and the Level 1 line-up.</w:t>
+            </w:r>
             <w:r>
               <w:rPr>
                 <w:rFonts w:ascii="Calibri" w:hAnsi="Calibri"/>
@@ -1007,7 +997,6 @@
                 <w:color w:val="4A4A4A"/>
                 <w:sz w:val="19"/>
               </w:rPr>
-              <w:t>Assign permanent table seats with picture markers. Buddy system for trash trips. Replace "one conversation per table" with "talk to the person next to you." Use a song cue for the exit freeze.</w:t>
             </w:r>
           </w:p>
         </w:tc>
@@ -1038,7 +1027,9 @@
             <w:shd w:val="clear" w:fill="F6F6F4"/>
           </w:tcPr>
           <w:p>
-            <w:r/>
+            <w:r>
+              <w:t>Run as written. Add: "Your row is your community for the meal. Notice if someone has nowhere to sit, and make room."</w:t>
+            </w:r>
             <w:r>
               <w:rPr>
                 <w:rFonts w:ascii="Calibri" w:hAnsi="Calibri"/>
@@ -1047,7 +1038,6 @@
                 <w:color w:val="4A4A4A"/>
                 <w:sz w:val="19"/>
               </w:rPr>
-              <w:t>Run as written. Add: "Your table is your community for the meal. Notice if someone is left out."</w:t>
             </w:r>
           </w:p>
         </w:tc>
@@ -1078,7 +1068,9 @@
             <w:shd w:val="clear" w:fill="FFFFFF"/>
           </w:tcPr>
           <w:p>
-            <w:r/>
+            <w:r>
+              <w:t>Hold lettered rows and assigned spots. Add: "You set the tone for the whole cafeteria. Show the younger grades what Level 3 and a clean row look like."</w:t>
+            </w:r>
             <w:r>
               <w:rPr>
                 <w:rFonts w:ascii="Calibri" w:hAnsi="Calibri"/>
@@ -1087,7 +1079,6 @@
                 <w:color w:val="4A4A4A"/>
                 <w:sz w:val="19"/>
               </w:rPr>
-              <w:t>Skip the assigned-table requirement if possible. Allow chosen tables but hold the level-2 standard. Add: "You are the loudest age in this school. That's biology. Your job is to choose where to put that volume."</w:t>
             </w:r>
           </w:p>
         </w:tc>
@@ -1115,7 +1106,7 @@
           <w:color w:val="4A4A4A"/>
           <w:sz w:val="22"/>
         </w:rPr>
-        <w:t>The cafeteria routine takes 2 weeks to consolidate. Track each of the three moments separately. If exit drifts but entry holds, name it precisely: "Entry's clean. Exit needs work. Let's fix exit." Don't lump them together - students get more leverage when feedback is specific. Teachers and cafeteria monitors: the level-2 standard during meals is the most-violated standard in the building. Hold it. If level rises, freeze for 5 seconds, then resume.</w:t>
+        <w:t>The cafeteria routine takes 2 weeks to consolidate. Track each of the three moments separately. If exit drifts but entry holds, name it precisely: "Entry's clean. Exit needs work. Let's fix exit." Don't lump them together - students get more leverage when feedback is specific. Teachers and cafeteria staff: the voice level during meals is the hardest standard to hold. When the level rises, the MC shows the level on the screen and staff restate it once.</w:t>
       </w:r>
     </w:p>
     <w:p>

--- a/resources/systems/cafeteria.docx
+++ b/resources/systems/cafeteria.docx
@@ -509,7 +509,7 @@
           </w:tcPr>
           <w:p>
             <w:r>
-              <w:t>Show the voice levels on the screen and practice Levels 1, 2, and 3 at a row. Level 3, table voice, is the highest in the cafeteria.</w:t>
+              <w:t>Show the voice levels on the screen and practice Levels 0, 1, and 2 at a row. Level 2, table voice, is the highest in the cafeteria.</w:t>
             </w:r>
             <w:r>
               <w:rPr>
@@ -865,7 +865,7 @@
           <w:color w:val="4A4A4A"/>
           <w:sz w:val="22"/>
         </w:rPr>
-        <w:t>Match the level on the screen. Level 3, table voice, is the highest.</w:t>
+        <w:t>Match the level on the screen. Level 2, table voice, is the highest.</w:t>
       </w:r>
     </w:p>
     <w:p>
@@ -1069,7 +1069,7 @@
           </w:tcPr>
           <w:p>
             <w:r>
-              <w:t>Hold lettered rows and assigned spots. Add: "You set the tone for the whole cafeteria. Show the younger grades what Level 3 and a clean row look like."</w:t>
+              <w:t>Hold lettered rows and assigned spots. Add: "You set the tone for the whole cafeteria. Show the younger grades what Level 2 and a clean row look like."</w:t>
             </w:r>
             <w:r>
               <w:rPr>
